--- a/projects/valuepickr-open-screen/docs/Sansera Engineering.docx
+++ b/projects/valuepickr-open-screen/docs/Sansera Engineering.docx
@@ -259,7 +259,7 @@
         <w:spacing w:after="120" w:before="280"/>
       </w:pPr>
       <w:r>
-        <w:t xml:space="preserve">Ishmohit-Lens Checks (value chain · earnings quality · growth trajectory · management · global-signal check)</w:t>
+        <w:t xml:space="preserve">Guidance &amp; Expectation Gap</w:t>
       </w:r>
     </w:p>
     <w:p>
@@ -274,7 +274,7 @@
           <w:sz w:val="18"/>
           <w:szCs w:val="18"/>
         </w:rPr>
-        <w:t xml:space="preserve">Extra checks drawn from @ishmohit1 / SOIC methodology (playbook/ishmohit-soic-style.md): where the company sits in its value chain and what the supply side is doing, whether a margin/PAT inflection is structural or a cyclical peak, the rate-of-change of growth vs. what the multiple demands, and management quality as a positive attribute.</w:t>
+        <w:t xml:space="preserve">Management guidance decoded into commitments, graded on the expectation → action → operational → commercial → financial ladder, then compared to what the current price appears to assume. Method: playbook/guidance-and-expectation-gap.md.</w:t>
       </w:r>
     </w:p>
     <w:p>
@@ -288,7 +288,7 @@
           <w:sz w:val="20"/>
           <w:szCs w:val="20"/>
         </w:rPr>
-        <w:t xml:space="preserve">Value chain &amp; supply side:</w:t>
+        <w:t xml:space="preserve">Market expectation vs. our path:</w:t>
       </w:r>
     </w:p>
     <w:tbl>
@@ -319,125 +319,287 @@
                 <w:b/>
                 <w:bCs/>
               </w:rPr>
-              <w:t xml:space="preserve">Theme</w:t>
-            </w:r>
-          </w:p>
-        </w:tc>
-        <w:tc>
-          <w:tcPr>
-            <w:tcW w:type="dxa" w:w="5800"/>
-          </w:tcPr>
-          <w:p>
-            <w:r>
-              <w:t xml:space="preserve">Precision forged/machined parts across auto, aerospace/defence, and semiconductor capital equipment</w:t>
-            </w:r>
-          </w:p>
-        </w:tc>
-      </w:tr>
-      <w:tr>
-        <w:tc>
-          <w:tcPr>
-            <w:tcW w:type="dxa" w:w="3200"/>
-            <w:shd w:fill="F2F2F2" w:val="clear"/>
-          </w:tcPr>
-          <w:p>
-            <w:r>
-              <w:rPr>
-                <w:b/>
-                <w:bCs/>
-              </w:rPr>
-              <w:t xml:space="preserve">This company's position</w:t>
-            </w:r>
-          </w:p>
-        </w:tc>
-        <w:tc>
-          <w:tcPr>
-            <w:tcW w:type="dxa" w:w="5800"/>
-          </w:tcPr>
-          <w:p>
-            <w:r>
-              <w:t xml:space="preserve">Tier-1 precision-parts supplier moving up the value curve from auto into aero/semicap (higher precision, higher margin, longer qualification)</w:t>
-            </w:r>
-          </w:p>
-        </w:tc>
-      </w:tr>
-      <w:tr>
-        <w:tc>
-          <w:tcPr>
-            <w:tcW w:type="dxa" w:w="3200"/>
-            <w:shd w:fill="F2F2F2" w:val="clear"/>
-          </w:tcPr>
-          <w:p>
-            <w:r>
-              <w:rPr>
-                <w:b/>
-                <w:bCs/>
-              </w:rPr>
-              <w:t xml:space="preserve">Bottleneck node (pricing power)</w:t>
-            </w:r>
-          </w:p>
-        </w:tc>
-        <w:tc>
-          <w:tcPr>
-            <w:tcW w:type="dxa" w:w="5800"/>
-          </w:tcPr>
-          <w:p>
-            <w:r>
-              <w:t xml:space="preserve">Aerospace/semicon qualification and ultra-precision machining capacity — a multi-year barrier that also protects incumbents once qualified</w:t>
-            </w:r>
-          </w:p>
-        </w:tc>
-      </w:tr>
-      <w:tr>
-        <w:tc>
-          <w:tcPr>
-            <w:tcW w:type="dxa" w:w="3200"/>
-            <w:shd w:fill="F2F2F2" w:val="clear"/>
-          </w:tcPr>
-          <w:p>
-            <w:r>
-              <w:rPr>
-                <w:b/>
-                <w:bCs/>
-              </w:rPr>
-              <w:t xml:space="preserve">Supply-side status</w:t>
-            </w:r>
-          </w:p>
-        </w:tc>
-        <w:tc>
-          <w:tcPr>
-            <w:tcW w:type="dxa" w:w="5800"/>
-          </w:tcPr>
-          <w:p>
-            <w:r>
-              <w:t xml:space="preserve">adding</w:t>
-            </w:r>
-          </w:p>
-        </w:tc>
-      </w:tr>
-      <w:tr>
-        <w:tc>
-          <w:tcPr>
-            <w:tcW w:type="dxa" w:w="3200"/>
-            <w:shd w:fill="F2F2F2" w:val="clear"/>
-          </w:tcPr>
-          <w:p>
-            <w:r>
-              <w:rPr>
-                <w:b/>
-                <w:bCs/>
-              </w:rPr>
-              <w:t xml:space="preserve">Adjacent-node peers</w:t>
-            </w:r>
-          </w:p>
-        </w:tc>
-        <w:tc>
-          <w:tcPr>
-            <w:tcW w:type="dxa" w:w="5800"/>
-          </w:tcPr>
-          <w:p>
-            <w:r>
-              <w:t xml:space="preserve">Bharat Forge, MTAR Technologies, Azad Engineering, Unimech Aerospace, OBSC Perfection</w:t>
+              <w:t xml:space="preserve">As of</w:t>
+            </w:r>
+          </w:p>
+        </w:tc>
+        <w:tc>
+          <w:tcPr>
+            <w:tcW w:type="dxa" w:w="5800"/>
+          </w:tcPr>
+          <w:p>
+            <w:r>
+              <w:t xml:space="preserve">2026-09-09</w:t>
+            </w:r>
+          </w:p>
+        </w:tc>
+      </w:tr>
+      <w:tr>
+        <w:tc>
+          <w:tcPr>
+            <w:tcW w:type="dxa" w:w="3200"/>
+            <w:shd w:fill="F2F2F2" w:val="clear"/>
+          </w:tcPr>
+          <w:p>
+            <w:r>
+              <w:rPr>
+                <w:b/>
+                <w:bCs/>
+              </w:rPr>
+              <w:t xml:space="preserve">Price / multiple</w:t>
+            </w:r>
+          </w:p>
+        </w:tc>
+        <w:tc>
+          <w:tcPr>
+            <w:tcW w:type="dxa" w:w="5800"/>
+          </w:tcPr>
+          <w:p>
+            <w:r>
+              <w:t xml:space="preserve">Rs 4136 · 69.2x P/E</w:t>
+            </w:r>
+          </w:p>
+        </w:tc>
+      </w:tr>
+      <w:tr>
+        <w:tc>
+          <w:tcPr>
+            <w:tcW w:type="dxa" w:w="3200"/>
+            <w:shd w:fill="F2F2F2" w:val="clear"/>
+          </w:tcPr>
+          <w:p>
+            <w:r>
+              <w:rPr>
+                <w:b/>
+                <w:bCs/>
+              </w:rPr>
+              <w:t xml:space="preserve">Right valuation lens</w:t>
+            </w:r>
+          </w:p>
+        </w:tc>
+        <w:tc>
+          <w:tcPr>
+            <w:tcW w:type="dxa" w:w="5800"/>
+          </w:tcPr>
+          <w:p>
+            <w:r>
+              <w:t xml:space="preserve">P/E</w:t>
+            </w:r>
+          </w:p>
+        </w:tc>
+      </w:tr>
+      <w:tr>
+        <w:tc>
+          <w:tcPr>
+            <w:tcW w:type="dxa" w:w="3200"/>
+            <w:shd w:fill="F2F2F2" w:val="clear"/>
+          </w:tcPr>
+          <w:p>
+            <w:r>
+              <w:rPr>
+                <w:b/>
+                <w:bCs/>
+              </w:rPr>
+              <w:t xml:space="preserve">Price implies</w:t>
+            </w:r>
+          </w:p>
+        </w:tc>
+        <w:tc>
+          <w:tcPr>
+            <w:tcW w:type="dxa" w:w="5800"/>
+          </w:tcPr>
+          <w:p>
+            <w:r>
+              <w:t xml:space="preserve">~69x TTM (rich) for a ~14-16% ROCE forging major implies ~35%+ EPS CAGR FY26-28 plus a durable multiple - the aerospace/defence/semiconductor mix must carry it</w:t>
+            </w:r>
+          </w:p>
+        </w:tc>
+      </w:tr>
+      <w:tr>
+        <w:tc>
+          <w:tcPr>
+            <w:tcW w:type="dxa" w:w="3200"/>
+            <w:shd w:fill="F2F2F2" w:val="clear"/>
+          </w:tcPr>
+          <w:p>
+            <w:r>
+              <w:rPr>
+                <w:b/>
+                <w:bCs/>
+              </w:rPr>
+              <w:t xml:space="preserve">Our FY27</w:t>
+            </w:r>
+          </w:p>
+        </w:tc>
+        <w:tc>
+          <w:tcPr>
+            <w:tcW w:type="dxa" w:w="5800"/>
+          </w:tcPr>
+          <w:p>
+            <w:r>
+              <w:t xml:space="preserve">revenue +15-20%, OPM toward 18-19%, PAT +20-30% as the tech-agnostic and aero share rises</w:t>
+            </w:r>
+          </w:p>
+        </w:tc>
+      </w:tr>
+      <w:tr>
+        <w:tc>
+          <w:tcPr>
+            <w:tcW w:type="dxa" w:w="3200"/>
+            <w:shd w:fill="F2F2F2" w:val="clear"/>
+          </w:tcPr>
+          <w:p>
+            <w:r>
+              <w:rPr>
+                <w:b/>
+                <w:bCs/>
+              </w:rPr>
+              <w:t xml:space="preserve">Our FY28</w:t>
+            </w:r>
+          </w:p>
+        </w:tc>
+        <w:tc>
+          <w:tcPr>
+            <w:tcW w:type="dxa" w:w="5800"/>
+          </w:tcPr>
+          <w:p>
+            <w:r>
+              <w:t xml:space="preserve">second leg on aero/defence order execution; capex remains heavy and ROCE flat in the interim</w:t>
+            </w:r>
+          </w:p>
+        </w:tc>
+      </w:tr>
+      <w:tr>
+        <w:tc>
+          <w:tcPr>
+            <w:tcW w:type="dxa" w:w="3200"/>
+            <w:shd w:fill="F2F2F2" w:val="clear"/>
+          </w:tcPr>
+          <w:p>
+            <w:r>
+              <w:rPr>
+                <w:b/>
+                <w:bCs/>
+              </w:rPr>
+              <w:t xml:space="preserve">Gap direction</w:t>
+            </w:r>
+          </w:p>
+        </w:tc>
+        <w:tc>
+          <w:tcPr>
+            <w:tcW w:type="dxa" w:w="5800"/>
+          </w:tcPr>
+          <w:p>
+            <w:r>
+              <w:t xml:space="preserve">over-optimistic</w:t>
+            </w:r>
+          </w:p>
+        </w:tc>
+      </w:tr>
+      <w:tr>
+        <w:tc>
+          <w:tcPr>
+            <w:tcW w:type="dxa" w:w="3200"/>
+            <w:shd w:fill="F2F2F2" w:val="clear"/>
+          </w:tcPr>
+          <w:p>
+            <w:r>
+              <w:rPr>
+                <w:b/>
+                <w:bCs/>
+              </w:rPr>
+              <w:t xml:space="preserve">Gap type</w:t>
+            </w:r>
+          </w:p>
+        </w:tc>
+        <w:tc>
+          <w:tcPr>
+            <w:tcW w:type="dxa" w:w="5800"/>
+          </w:tcPr>
+          <w:p>
+            <w:r>
+              <w:t xml:space="preserve">new_business</w:t>
+            </w:r>
+          </w:p>
+        </w:tc>
+      </w:tr>
+      <w:tr>
+        <w:tc>
+          <w:tcPr>
+            <w:tcW w:type="dxa" w:w="3200"/>
+            <w:shd w:fill="F2F2F2" w:val="clear"/>
+          </w:tcPr>
+          <w:p>
+            <w:r>
+              <w:rPr>
+                <w:b/>
+                <w:bCs/>
+              </w:rPr>
+              <w:t xml:space="preserve">Gap magnitude</w:t>
+            </w:r>
+          </w:p>
+        </w:tc>
+        <w:tc>
+          <w:tcPr>
+            <w:tcW w:type="dxa" w:w="5800"/>
+          </w:tcPr>
+          <w:p>
+            <w:r>
+              <w:t xml:space="preserve">not estimable</w:t>
+            </w:r>
+          </w:p>
+        </w:tc>
+      </w:tr>
+      <w:tr>
+        <w:tc>
+          <w:tcPr>
+            <w:tcW w:type="dxa" w:w="3200"/>
+            <w:shd w:fill="F2F2F2" w:val="clear"/>
+          </w:tcPr>
+          <w:p>
+            <w:r>
+              <w:rPr>
+                <w:b/>
+                <w:bCs/>
+              </w:rPr>
+              <w:t xml:space="preserve">Gap basis</w:t>
+            </w:r>
+          </w:p>
+        </w:tc>
+        <w:tc>
+          <w:tcPr>
+            <w:tcW w:type="dxa" w:w="5800"/>
+          </w:tcPr>
+          <w:p>
+            <w:r>
+              <w:t xml:space="preserve">the multiple already prices a fast, successful aerospace transition against thin reported returns (ROCE stuck at 13-16%, FCF negative through the FY25 capex year)</w:t>
+            </w:r>
+          </w:p>
+        </w:tc>
+      </w:tr>
+      <w:tr>
+        <w:tc>
+          <w:tcPr>
+            <w:tcW w:type="dxa" w:w="3200"/>
+            <w:shd w:fill="F2F2F2" w:val="clear"/>
+          </w:tcPr>
+          <w:p>
+            <w:r>
+              <w:rPr>
+                <w:b/>
+                <w:bCs/>
+              </w:rPr>
+              <w:t xml:space="preserve">Evidence quality</w:t>
+            </w:r>
+          </w:p>
+        </w:tc>
+        <w:tc>
+          <w:tcPr>
+            <w:tcW w:type="dxa" w:w="5800"/>
+          </w:tcPr>
+          <w:p>
+            <w:r>
+              <w:t xml:space="preserve">weak</w:t>
             </w:r>
           </w:p>
         </w:tc>
@@ -449,16 +611,42 @@
       </w:pPr>
       <w:r>
         <w:rPr>
+          <w:i/>
+          <w:iCs/>
+          <w:color w:val="666666"/>
+          <w:sz w:val="16"/>
+          <w:szCs w:val="16"/>
+        </w:rPr>
+        <w:t xml:space="preserve">no broker consensus; implied path is a reverse-P/E estimate + screener.in forward figures + VP thread view</w:t>
+      </w:r>
+    </w:p>
+    <w:p>
+      <w:pPr>
+        <w:pStyle w:val="Heading1"/>
+        <w:spacing w:after="120" w:before="280"/>
+      </w:pPr>
+      <w:r>
+        <w:t xml:space="preserve">Ishmohit-Lens Checks (value chain · earnings quality · growth trajectory · management · quality metrics · track record · global-signal check)</w:t>
+      </w:r>
+    </w:p>
+    <w:p>
+      <w:pPr>
+        <w:spacing w:after="120"/>
+      </w:pPr>
+      <w:r>
+        <w:rPr>
+          <w:i/>
+          <w:iCs/>
           <w:color w:val="666666"/>
           <w:sz w:val="18"/>
           <w:szCs w:val="18"/>
         </w:rPr>
-        <w:t xml:space="preserve">Semicap demand node (litho/DRAM equipment) is a genuine multi-year bottleneck; Sansera is qualifying into it via the ADS division, but its exposure is still early-stage relative to the whole business.</w:t>
-      </w:r>
-    </w:p>
-    <w:p>
-      <w:pPr>
-        <w:spacing w:after="60" w:before="120"/>
+        <w:t xml:space="preserve">Extra checks drawn from @ishmohit1 / SOIC methodology (playbook/ishmohit-soic-style.md): where the company sits in its value chain and what the supply side is doing, whether a margin/PAT inflection is structural or a cyclical peak, the rate-of-change of growth vs. what the multiple demands, and management quality as a positive attribute.</w:t>
+      </w:r>
+    </w:p>
+    <w:p>
+      <w:pPr>
+        <w:spacing w:after="120"/>
       </w:pPr>
       <w:r>
         <w:rPr>
@@ -467,17 +655,7 @@
           <w:sz w:val="20"/>
           <w:szCs w:val="20"/>
         </w:rPr>
-        <w:t xml:space="preserve">Global-signal check: </w:t>
-      </w:r>
-      <w:r>
-        <w:rPr>
-          <w:b w:val="false"/>
-          <w:bCs w:val="false"/>
-          <w:color w:val="1E7A34"/>
-          <w:sz w:val="20"/>
-          <w:szCs w:val="20"/>
-        </w:rPr>
-        <w:t xml:space="preserve">Indian-name alignment with the AI/semiconductor capex - fab equipment / EUV litho tailwind is confirmed</w:t>
+        <w:t xml:space="preserve">Value chain &amp; supply side:</w:t>
       </w:r>
     </w:p>
     <w:tbl>
@@ -508,6 +686,422 @@
                 <w:b/>
                 <w:bCs/>
               </w:rPr>
+              <w:t xml:space="preserve">Theme</w:t>
+            </w:r>
+          </w:p>
+        </w:tc>
+        <w:tc>
+          <w:tcPr>
+            <w:tcW w:type="dxa" w:w="5800"/>
+          </w:tcPr>
+          <w:p>
+            <w:r>
+              <w:t xml:space="preserve">Precision forged/machined parts across auto, aerospace/defence, and semiconductor capital equipment</w:t>
+            </w:r>
+          </w:p>
+        </w:tc>
+      </w:tr>
+      <w:tr>
+        <w:tc>
+          <w:tcPr>
+            <w:tcW w:type="dxa" w:w="3200"/>
+            <w:shd w:fill="F2F2F2" w:val="clear"/>
+          </w:tcPr>
+          <w:p>
+            <w:r>
+              <w:rPr>
+                <w:b/>
+                <w:bCs/>
+              </w:rPr>
+              <w:t xml:space="preserve">This company's position</w:t>
+            </w:r>
+          </w:p>
+        </w:tc>
+        <w:tc>
+          <w:tcPr>
+            <w:tcW w:type="dxa" w:w="5800"/>
+          </w:tcPr>
+          <w:p>
+            <w:r>
+              <w:t xml:space="preserve">Tier-1 precision-parts supplier moving up the value curve from auto into aero/semicap (higher precision, higher margin, longer qualification)</w:t>
+            </w:r>
+          </w:p>
+        </w:tc>
+      </w:tr>
+      <w:tr>
+        <w:tc>
+          <w:tcPr>
+            <w:tcW w:type="dxa" w:w="3200"/>
+            <w:shd w:fill="F2F2F2" w:val="clear"/>
+          </w:tcPr>
+          <w:p>
+            <w:r>
+              <w:rPr>
+                <w:b/>
+                <w:bCs/>
+              </w:rPr>
+              <w:t xml:space="preserve">Bottleneck node (pricing power)</w:t>
+            </w:r>
+          </w:p>
+        </w:tc>
+        <w:tc>
+          <w:tcPr>
+            <w:tcW w:type="dxa" w:w="5800"/>
+          </w:tcPr>
+          <w:p>
+            <w:r>
+              <w:t xml:space="preserve">Aerospace/semicon qualification and ultra-precision machining capacity — a multi-year barrier that also protects incumbents once qualified</w:t>
+            </w:r>
+          </w:p>
+        </w:tc>
+      </w:tr>
+      <w:tr>
+        <w:tc>
+          <w:tcPr>
+            <w:tcW w:type="dxa" w:w="3200"/>
+            <w:shd w:fill="F2F2F2" w:val="clear"/>
+          </w:tcPr>
+          <w:p>
+            <w:r>
+              <w:rPr>
+                <w:b/>
+                <w:bCs/>
+              </w:rPr>
+              <w:t xml:space="preserve">Supply-side status</w:t>
+            </w:r>
+          </w:p>
+        </w:tc>
+        <w:tc>
+          <w:tcPr>
+            <w:tcW w:type="dxa" w:w="5800"/>
+          </w:tcPr>
+          <w:p>
+            <w:r>
+              <w:t xml:space="preserve">adding</w:t>
+            </w:r>
+          </w:p>
+        </w:tc>
+      </w:tr>
+      <w:tr>
+        <w:tc>
+          <w:tcPr>
+            <w:tcW w:type="dxa" w:w="3200"/>
+            <w:shd w:fill="F2F2F2" w:val="clear"/>
+          </w:tcPr>
+          <w:p>
+            <w:r>
+              <w:rPr>
+                <w:b/>
+                <w:bCs/>
+              </w:rPr>
+              <w:t xml:space="preserve">Adjacent-node peers</w:t>
+            </w:r>
+          </w:p>
+        </w:tc>
+        <w:tc>
+          <w:tcPr>
+            <w:tcW w:type="dxa" w:w="5800"/>
+          </w:tcPr>
+          <w:p>
+            <w:r>
+              <w:t xml:space="preserve">Bharat Forge, MTAR Technologies, Azad Engineering, Unimech Aerospace, OBSC Perfection</w:t>
+            </w:r>
+          </w:p>
+        </w:tc>
+      </w:tr>
+    </w:tbl>
+    <w:p>
+      <w:pPr>
+        <w:spacing w:after="120"/>
+      </w:pPr>
+      <w:r>
+        <w:rPr>
+          <w:color w:val="666666"/>
+          <w:sz w:val="18"/>
+          <w:szCs w:val="18"/>
+        </w:rPr>
+        <w:t xml:space="preserve">Semicap demand node (litho/DRAM equipment) is a genuine multi-year bottleneck; Sansera is qualifying into it via the ADS division, but its exposure is still early-stage relative to the whole business.</w:t>
+      </w:r>
+    </w:p>
+    <w:p>
+      <w:pPr>
+        <w:spacing w:after="120"/>
+      </w:pPr>
+      <w:r>
+        <w:rPr>
+          <w:b/>
+          <w:bCs/>
+          <w:sz w:val="20"/>
+          <w:szCs w:val="20"/>
+        </w:rPr>
+        <w:t xml:space="preserve">Quality metrics (ROCE · debt · FCF · margin · capex):</w:t>
+      </w:r>
+    </w:p>
+    <w:tbl>
+      <w:tblPr>
+        <w:tblW w:type="dxa" w:w="9000"/>
+        <w:tblBorders>
+          <w:top w:val="single" w:color="auto" w:sz="4"/>
+          <w:left w:val="single" w:color="auto" w:sz="4"/>
+          <w:bottom w:val="single" w:color="auto" w:sz="4"/>
+          <w:right w:val="single" w:color="auto" w:sz="4"/>
+          <w:insideH w:val="single" w:color="auto" w:sz="4"/>
+          <w:insideV w:val="single" w:color="auto" w:sz="4"/>
+        </w:tblBorders>
+      </w:tblPr>
+      <w:tblGrid>
+        <w:gridCol w:w="3200"/>
+        <w:gridCol w:w="5800"/>
+      </w:tblGrid>
+      <w:tr>
+        <w:tc>
+          <w:tcPr>
+            <w:tcW w:type="dxa" w:w="3200"/>
+            <w:shd w:fill="F2F2F2" w:val="clear"/>
+          </w:tcPr>
+          <w:p>
+            <w:r>
+              <w:rPr>
+                <w:b/>
+                <w:bCs/>
+              </w:rPr>
+              <w:t xml:space="preserve">Assessment</w:t>
+            </w:r>
+          </w:p>
+        </w:tc>
+        <w:tc>
+          <w:tcPr>
+            <w:tcW w:type="dxa" w:w="5800"/>
+          </w:tcPr>
+          <w:p>
+            <w:r>
+              <w:t xml:space="preserve">neutral</w:t>
+            </w:r>
+          </w:p>
+        </w:tc>
+      </w:tr>
+      <w:tr>
+        <w:tc>
+          <w:tcPr>
+            <w:tcW w:type="dxa" w:w="3200"/>
+            <w:shd w:fill="F2F2F2" w:val="clear"/>
+          </w:tcPr>
+          <w:p>
+            <w:r>
+              <w:rPr>
+                <w:b/>
+                <w:bCs/>
+              </w:rPr>
+              <w:t xml:space="preserve">ROCE</w:t>
+            </w:r>
+          </w:p>
+        </w:tc>
+        <w:tc>
+          <w:tcPr>
+            <w:tcW w:type="dxa" w:w="5800"/>
+          </w:tcPr>
+          <w:p>
+            <w:r>
+              <w:t xml:space="preserve">15% (stable)</w:t>
+            </w:r>
+          </w:p>
+        </w:tc>
+      </w:tr>
+      <w:tr>
+        <w:tc>
+          <w:tcPr>
+            <w:tcW w:type="dxa" w:w="3200"/>
+            <w:shd w:fill="F2F2F2" w:val="clear"/>
+          </w:tcPr>
+          <w:p>
+            <w:r>
+              <w:rPr>
+                <w:b/>
+                <w:bCs/>
+              </w:rPr>
+              <w:t xml:space="preserve">Leverage</w:t>
+            </w:r>
+          </w:p>
+        </w:tc>
+        <w:tc>
+          <w:tcPr>
+            <w:tcW w:type="dxa" w:w="5800"/>
+          </w:tcPr>
+          <w:p>
+            <w:r>
+              <w:t xml:space="preserve">Net debt/EBITDA 0.8x</w:t>
+            </w:r>
+          </w:p>
+        </w:tc>
+      </w:tr>
+      <w:tr>
+        <w:tc>
+          <w:tcPr>
+            <w:tcW w:type="dxa" w:w="3200"/>
+            <w:shd w:fill="F2F2F2" w:val="clear"/>
+          </w:tcPr>
+          <w:p>
+            <w:r>
+              <w:rPr>
+                <w:b/>
+                <w:bCs/>
+              </w:rPr>
+              <w:t xml:space="preserve">FCF conversion</w:t>
+            </w:r>
+          </w:p>
+        </w:tc>
+        <w:tc>
+          <w:tcPr>
+            <w:tcW w:type="dxa" w:w="5800"/>
+          </w:tcPr>
+          <w:p>
+            <w:r>
+              <w:t xml:space="preserve">-39%</w:t>
+            </w:r>
+          </w:p>
+        </w:tc>
+      </w:tr>
+      <w:tr>
+        <w:tc>
+          <w:tcPr>
+            <w:tcW w:type="dxa" w:w="3200"/>
+            <w:shd w:fill="F2F2F2" w:val="clear"/>
+          </w:tcPr>
+          <w:p>
+            <w:r>
+              <w:rPr>
+                <w:b/>
+                <w:bCs/>
+              </w:rPr>
+              <w:t xml:space="preserve">Margin trend</w:t>
+            </w:r>
+          </w:p>
+        </w:tc>
+        <w:tc>
+          <w:tcPr>
+            <w:tcW w:type="dxa" w:w="5800"/>
+          </w:tcPr>
+          <w:p>
+            <w:r>
+              <w:t xml:space="preserve">expanding</w:t>
+            </w:r>
+          </w:p>
+        </w:tc>
+      </w:tr>
+      <w:tr>
+        <w:tc>
+          <w:tcPr>
+            <w:tcW w:type="dxa" w:w="3200"/>
+            <w:shd w:fill="F2F2F2" w:val="clear"/>
+          </w:tcPr>
+          <w:p>
+            <w:r>
+              <w:rPr>
+                <w:b/>
+                <w:bCs/>
+              </w:rPr>
+              <w:t xml:space="preserve">Capex efficiency</w:t>
+            </w:r>
+          </w:p>
+        </w:tc>
+        <w:tc>
+          <w:tcPr>
+            <w:tcW w:type="dxa" w:w="5800"/>
+          </w:tcPr>
+          <w:p>
+            <w:r>
+              <w:t xml:space="preserve">neutral</w:t>
+            </w:r>
+          </w:p>
+        </w:tc>
+      </w:tr>
+    </w:tbl>
+    <w:p>
+      <w:pPr>
+        <w:spacing w:after="60" w:before="120"/>
+      </w:pPr>
+      <w:r>
+        <w:rPr>
+          <w:b/>
+          <w:bCs/>
+          <w:sz w:val="20"/>
+          <w:szCs w:val="20"/>
+        </w:rPr>
+        <w:t xml:space="preserve">Track record (Coffee Can persistence check): </w:t>
+      </w:r>
+      <w:r>
+        <w:rPr>
+          <w:sz w:val="20"/>
+          <w:szCs w:val="20"/>
+        </w:rPr>
+        <w:t xml:space="preserve">cleared revenue growth ≥10% AND ROCE ≥15% in 1 of the last 6 years (consistency_score 17)</w:t>
+      </w:r>
+    </w:p>
+    <w:p>
+      <w:pPr>
+        <w:spacing w:after="120"/>
+      </w:pPr>
+      <w:r>
+        <w:rPr>
+          <w:color w:val="666666"/>
+          <w:sz w:val="18"/>
+          <w:szCs w:val="18"/>
+        </w:rPr>
+        <w:t xml:space="preserve">Of FY20-FY25 (both metrics verifiable), only FY23 (+17.5%/16%) cleared both filters. ROCE has been stuck at 13-16% and revenue growth is lumpy (-10% to +28%); the aerospace/defence pivot is the forward story, not the record.</w:t>
+      </w:r>
+    </w:p>
+    <w:p>
+      <w:pPr>
+        <w:spacing w:after="60" w:before="120"/>
+      </w:pPr>
+      <w:r>
+        <w:rPr>
+          <w:b/>
+          <w:bCs/>
+          <w:sz w:val="20"/>
+          <w:szCs w:val="20"/>
+        </w:rPr>
+        <w:t xml:space="preserve">Global-signal check: </w:t>
+      </w:r>
+      <w:r>
+        <w:rPr>
+          <w:b w:val="false"/>
+          <w:bCs w:val="false"/>
+          <w:color w:val="1E7A34"/>
+          <w:sz w:val="20"/>
+          <w:szCs w:val="20"/>
+        </w:rPr>
+        <w:t xml:space="preserve">Indian-name alignment with the AI/semiconductor capex - fab equipment / EUV litho tailwind is confirmed</w:t>
+      </w:r>
+    </w:p>
+    <w:tbl>
+      <w:tblPr>
+        <w:tblW w:type="dxa" w:w="9000"/>
+        <w:tblBorders>
+          <w:top w:val="single" w:color="auto" w:sz="4"/>
+          <w:left w:val="single" w:color="auto" w:sz="4"/>
+          <w:bottom w:val="single" w:color="auto" w:sz="4"/>
+          <w:right w:val="single" w:color="auto" w:sz="4"/>
+          <w:insideH w:val="single" w:color="auto" w:sz="4"/>
+          <w:insideV w:val="single" w:color="auto" w:sz="4"/>
+        </w:tblBorders>
+      </w:tblPr>
+      <w:tblGrid>
+        <w:gridCol w:w="3200"/>
+        <w:gridCol w:w="5800"/>
+      </w:tblGrid>
+      <w:tr>
+        <w:tc>
+          <w:tcPr>
+            <w:tcW w:type="dxa" w:w="3200"/>
+            <w:shd w:fill="F2F2F2" w:val="clear"/>
+          </w:tcPr>
+          <w:p>
+            <w:r>
+              <w:rPr>
+                <w:b/>
+                <w:bCs/>
+              </w:rPr>
               <w:t xml:space="preserve">Bellwether / theme</w:t>
             </w:r>
           </w:p>
@@ -879,6 +1473,34 @@
           <w:szCs w:val="24"/>
         </w:rPr>
         <w:t xml:space="preserve">neither</w:t>
+      </w:r>
+    </w:p>
+    <w:p>
+      <w:pPr>
+        <w:spacing w:after="120"/>
+      </w:pPr>
+      <w:r>
+        <w:rPr>
+          <w:color w:val="666666"/>
+          <w:sz w:val="20"/>
+          <w:szCs w:val="20"/>
+        </w:rPr>
+        <w:t xml:space="preserve">4-box gate — tailwind: yes · TAM: no · moat: yes · valuation: weak  (score 2.5 / 4)</w:t>
+      </w:r>
+    </w:p>
+    <w:p>
+      <w:pPr>
+        <w:spacing w:after="120"/>
+      </w:pPr>
+      <w:r>
+        <w:rPr>
+          <w:i/>
+          <w:iCs/>
+          <w:color w:val="666666"/>
+          <w:sz w:val="20"/>
+          <w:szCs w:val="20"/>
+        </w:rPr>
+        <w:t xml:space="preserve">value_chain bottleneck_node: aerospace/semicon qualification is a multi-year barrier protecting incumbents (moat=yes); ~Rs25,000cr size explicitly caps tam.</w:t>
       </w:r>
     </w:p>
     <w:p>

--- a/projects/valuepickr-open-screen/docs/Sansera Engineering.docx
+++ b/projects/valuepickr-open-screen/docs/Sansera Engineering.docx
@@ -1292,6 +1292,62 @@
           <w:szCs w:val="20"/>
         </w:rPr>
         <w:t xml:space="preserve">No trusted-roster VP users posting. The amplification came via @ishmohit1 on X (user-named-trusted, 'core' cluster but floor stays phreakv6-only) highlighting the ADS un-executed order-book jump; treated as informational, not a floor. VP contributors divygupta, abhishek_sinha, santoshsingh, karanshah137 carried the substantive analysis.</w:t>
+      </w:r>
+    </w:p>
+    <w:p>
+      <w:pPr>
+        <w:pStyle w:val="Heading1"/>
+        <w:spacing w:after="120" w:before="280"/>
+      </w:pPr>
+      <w:r>
+        <w:t xml:space="preserve">Trusted-User Signals (Ongoing)</w:t>
+      </w:r>
+    </w:p>
+    <w:p>
+      <w:pPr>
+        <w:spacing w:after="120"/>
+      </w:pPr>
+      <w:r>
+        <w:rPr>
+          <w:i/>
+          <w:iCs/>
+          <w:color w:val="666666"/>
+          <w:sz w:val="18"/>
+          <w:szCs w:val="18"/>
+        </w:rPr>
+        <w:t xml:space="preserve">Every time a trusted user expresses clear conviction on this stock, most recent first — this section accumulates over time, it isn't a one-time snapshot.</w:t>
+      </w:r>
+    </w:p>
+    <w:p>
+      <w:pPr>
+        <w:spacing w:after="100"/>
+      </w:pPr>
+      <w:r>
+        <w:rPr>
+          <w:b/>
+          <w:bCs/>
+          <w:sz w:val="20"/>
+          <w:szCs w:val="20"/>
+        </w:rPr>
+        <w:t xml:space="preserve">2026-09-22 — LearningEleven (X)</w:t>
+      </w:r>
+      <w:r>
+        <w:rPr>
+          <w:i/>
+          <w:iCs/>
+          <w:color w:val="666666"/>
+          <w:sz w:val="18"/>
+          <w:szCs w:val="18"/>
+        </w:rPr>
+        <w:t xml:space="preserve"> (X / @LearningEleven)</w:t>
+      </w:r>
+      <w:r>
+        <w:rPr>
+          <w:sz w:val="20"/>
+          <w:szCs w:val="20"/>
+        </w:rPr>
+        <w:br/>
+        <w:t xml:space="preserve">: Going by intl brokerage coverage + price action, FAI went well &amp; more traction on semiconductor segment</w:t>
       </w:r>
     </w:p>
     <w:p>
